--- a/az/discovery-articles/5.12 Spektroskopiya.docx
+++ b/az/discovery-articles/5.12 Spektroskopiya.docx
@@ -4,533 +4,351 @@
   <w:body>
     <w:p>
       <w:pPr>
-        <w:keepNext/>
-        <w:spacing w:before="280" w:after="120"/>
+        <w:pStyle w:val="Title"/>
+        <w:widowControl/>
       </w:pPr>
       <w:r>
-        <w:rPr>
-          <w:rFonts w:ascii="Calibri" w:hAnsi="Calibri" w:eastAsia="Calibri"/>
-          <w:b/>
-          <w:i w:val="0"/>
-          <w:color w:val="004E8C"/>
-          <w:sz w:val="44"/>
-        </w:rPr>
         <w:t>5.12 Spektroskopiya</w:t>
       </w:r>
     </w:p>
     <w:p>
       <w:pPr>
-        <w:spacing w:after="80"/>
+        <w:keepNext/>
+        <w:widowControl/>
       </w:pPr>
       <w:r>
         <w:rPr>
-          <w:rFonts w:ascii="Calibri" w:hAnsi="Calibri" w:eastAsia="Calibri"/>
-          <w:b w:val="0"/>
-          <w:i/>
-          <w:color w:val="505050"/>
-          <w:sz w:val="22"/>
+          <w:sz w:val="20"/>
         </w:rPr>
-        <w:t>5. Fizika, kimya və materiallar</w:t>
-      </w:r>
-    </w:p>
-    <w:p>
-      <w:pPr>
-        <w:spacing w:after="200"/>
-      </w:pPr>
-      <w:r>
-        <w:rPr>
-          <w:rFonts w:ascii="Calibri" w:hAnsi="Calibri" w:eastAsia="Calibri"/>
-          <w:b w:val="0"/>
-          <w:i/>
-          <w:sz w:val="22"/>
-        </w:rPr>
-        <w:t>Dövr: təxminən 1666-cı il (Nyutonun prizması); Fraunhofer xətləri; 1859–1860-cı illərdə Kirxhof–Bunzen kimyəvi spektroskopiyası; sonrakı kvant və elektron üsullar | Əsas simalar: İsaak Nyuton; Yozef fon Fraunhofer; Qustav Kirxhof; Robert Bunzen; sonrakı spektroskopiya alimləri</w:t>
-      </w:r>
-    </w:p>
-    <w:p>
-      <w:pPr>
-        <w:spacing w:after="160" w:line="276" w:lineRule="auto"/>
-      </w:pPr>
-      <w:r>
-        <w:rPr>
-          <w:rFonts w:ascii="Calibri" w:hAnsi="Calibri" w:eastAsia="Calibri"/>
-          <w:b w:val="0"/>
-          <w:i w:val="0"/>
-          <w:sz w:val="22"/>
-        </w:rPr>
-        <w:t>Spektroskopiya maddənin işığı və başqa şüalanma növlərini necə buraxdığını, udduğunu və səpələdiyini öyrənir. Yaranan spektr maddənin tərkibini üzə çıxarır, hətta uzaq ulduzlar haqqında məlumat verir.</w:t>
+        <w:t>5 Fizika kimya və materiallar</w:t>
       </w:r>
     </w:p>
     <w:p>
       <w:pPr>
         <w:keepNext/>
-        <w:spacing w:before="240" w:after="120"/>
+        <w:widowControl/>
       </w:pPr>
       <w:r>
         <w:rPr>
-          <w:rFonts w:ascii="Calibri" w:hAnsi="Calibri" w:eastAsia="Calibri"/>
-          <w:b/>
-          <w:i w:val="0"/>
-          <w:color w:val="004E8C"/>
-          <w:sz w:val="28"/>
+          <w:sz w:val="20"/>
         </w:rPr>
-        <w:t>Əsas faktlar</w:t>
+        <w:t>Dövr: təxminən 1666 (Nyutonun prizması); Fraunhofer xətləri; 1859–1860 (Kirxhof–Bunzen kimyəvi spektroskopiyası); sonralar kvant və elektron üsulları | Əsas şəxslər: İsaak Nyuton; Yozef fon Fraunhofer; Qustav Kirxhof; Robert Bunzen; sonrakı spektroskopiya mütəxəssisləri</w:t>
+      </w:r>
+    </w:p>
+    <w:p>
+      <w:pPr>
+        <w:widowControl/>
+      </w:pPr>
+      <w:r>
+        <w:t>Spektroskopiya maddənin işığı və digər şüalanmanı necə buraxdığını, udduğunu və səpdiyini öyrənir. Alınan naxışlar maddənin tərkibini açır, hətta uzaq ulduzlar barədə məlumat verir.</w:t>
+      </w:r>
+    </w:p>
+    <w:p>
+      <w:pPr>
+        <w:pStyle w:val="Heading1"/>
+        <w:widowControl/>
+      </w:pPr>
+      <w:r>
+        <w:t>Əsas məlumatlar</w:t>
       </w:r>
     </w:p>
     <w:p>
       <w:pPr>
         <w:pStyle w:val="ListBullet"/>
+        <w:widowControl/>
       </w:pPr>
       <w:r>
-        <w:rPr>
-          <w:rFonts w:ascii="Calibri" w:hAnsi="Calibri" w:eastAsia="Calibri"/>
-          <w:b w:val="0"/>
-          <w:i w:val="0"/>
-          <w:sz w:val="22"/>
-        </w:rPr>
-        <w:t>Nyuton prizmanın ağ işığı rənglər spektrinə ayırdığını göstərdi</w:t>
+        <w:t>Nyuton prizmanın ağ işığı rənglər spektrinə ayırdığını göstərdi.</w:t>
       </w:r>
     </w:p>
     <w:p>
       <w:pPr>
         <w:pStyle w:val="ListBullet"/>
+        <w:widowControl/>
       </w:pPr>
       <w:r>
-        <w:rPr>
-          <w:rFonts w:ascii="Calibri" w:hAnsi="Calibri" w:eastAsia="Calibri"/>
-          <w:b w:val="0"/>
-          <w:i w:val="0"/>
-          <w:sz w:val="22"/>
-        </w:rPr>
-        <w:t>Yozef fon Fraunhofer Günəş spektrindəki qaranlıq xətlərin dəqiq xəritəsini hazırladı</w:t>
+        <w:t>Yozef fon Fraunhofer Günəş spektrindəki qaranlıq xətləri dəqiqliklə xəritələşdirdi.</w:t>
       </w:r>
     </w:p>
     <w:p>
       <w:pPr>
         <w:pStyle w:val="ListBullet"/>
+        <w:widowControl/>
       </w:pPr>
       <w:r>
-        <w:rPr>
-          <w:rFonts w:ascii="Calibri" w:hAnsi="Calibri" w:eastAsia="Calibri"/>
-          <w:b w:val="0"/>
-          <w:i w:val="0"/>
-          <w:sz w:val="22"/>
-        </w:rPr>
-        <w:t>Qustav Kirxhof və Robert Bunzen xətt mənzərələrini kimyəvi elementlərlə əlaqələndirdilər</w:t>
+        <w:t>Qustav Kirxhof və Robert Bunzen xətt naxışlarını kimyəvi elementlərlə əlaqələndirdilər.</w:t>
       </w:r>
     </w:p>
     <w:p>
       <w:pPr>
         <w:pStyle w:val="ListBullet"/>
+        <w:widowControl/>
       </w:pPr>
       <w:r>
-        <w:rPr>
-          <w:rFonts w:ascii="Calibri" w:hAnsi="Calibri" w:eastAsia="Calibri"/>
-          <w:b w:val="0"/>
-          <w:i w:val="0"/>
-          <w:sz w:val="22"/>
-        </w:rPr>
-        <w:t>Helium Yer üzündə tapılmamışdan əvvəl spektroskopiya vasitəsilə Günəşdə aşkar edildi</w:t>
+        <w:t>Spektroskopiya heliumu Yer üzündə tapılmasından əvvəl Günəşdə aşkar etdi.</w:t>
       </w:r>
     </w:p>
     <w:p>
       <w:pPr>
         <w:pStyle w:val="ListBullet"/>
+        <w:widowControl/>
       </w:pPr>
       <w:r>
-        <w:rPr>
-          <w:rFonts w:ascii="Calibri" w:hAnsi="Calibri" w:eastAsia="Calibri"/>
-          <w:b w:val="0"/>
-          <w:i w:val="0"/>
-          <w:sz w:val="22"/>
-        </w:rPr>
-        <w:t>Müasir spektroskopiya elektromaqnit spektrinin bir çox sahəsindən istifadə edir</w:t>
+        <w:t>Müasir spektroskopiya elektromaqnit spektrinin çoxlu sahəsindən istifadə edir.</w:t>
       </w:r>
     </w:p>
     <w:p>
       <w:pPr>
-        <w:keepNext/>
-        <w:spacing w:before="240" w:after="120"/>
+        <w:pStyle w:val="Heading1"/>
+        <w:widowControl/>
       </w:pPr>
       <w:r>
-        <w:rPr>
-          <w:rFonts w:ascii="Calibri" w:hAnsi="Calibri" w:eastAsia="Calibri"/>
-          <w:b/>
-          <w:i w:val="0"/>
-          <w:color w:val="004E8C"/>
-          <w:sz w:val="28"/>
-        </w:rPr>
         <w:t>Bu nədir</w:t>
       </w:r>
     </w:p>
     <w:p>
       <w:pPr>
-        <w:spacing w:after="160" w:line="276" w:lineRule="auto"/>
+        <w:widowControl/>
       </w:pPr>
       <w:r>
-        <w:rPr>
-          <w:rFonts w:ascii="Calibri" w:hAnsi="Calibri" w:eastAsia="Calibri"/>
-          <w:b w:val="0"/>
-          <w:i w:val="0"/>
-          <w:sz w:val="22"/>
-        </w:rPr>
-        <w:t>Spektroskopiya maddənin görünən işıq, infraqırmızı və ultrabənövşəyi şüalar, eləcə də radiodalğalar daxil olmaqla elektromaqnit şüalanması ilə qarşılıqlı təsirini öyrənir. Prizma və ya difraksiya qəfəsi şüalanmanı dalğa uzunluqlarına görə ayırır. Detektor nəticəni spektr şəklində qeydə alır. Parlaq və ya qaranlıq xətlər ştrix-kod kimi işləyə bilər: hər atom və molekul özünəməxsus, tanına bilən iz buraxır. Bu iz maddənin növünü, temperaturunu, hərəkətini və başqa şəraiti müəyyənləşdirməyə imkan verir.</w:t>
+        <w:t>Spektroskopiya maddənin görünən işıq, infraqırmızı, ultrabənövşəyi və radio dalğaları daxil olmaqla elektromaqnit şüalanması ilə qarşılıqlı təsirini öyrənir. Prizma və ya difraksiya qəfəsi şüalanmanı dalğa uzunluqlarına ayırır. Detektor nəticəni spektr kimi qeydə alır. İşıqlı və ya qaranlıq xətlər barkod kimi işləyə bilər: hər atom və molekul tanınan naxış qoyur. Naxış maddənin kimliyini, temperaturunu, hərəkətini və başqa şəraitini göstərə bilər.</w:t>
       </w:r>
     </w:p>
     <w:p>
       <w:pPr>
-        <w:keepNext/>
-        <w:spacing w:before="240" w:after="120"/>
+        <w:pStyle w:val="Heading1"/>
+        <w:widowControl/>
       </w:pPr>
       <w:r>
-        <w:rPr>
-          <w:rFonts w:ascii="Calibri" w:hAnsi="Calibri" w:eastAsia="Calibri"/>
-          <w:b/>
-          <w:i w:val="0"/>
-          <w:color w:val="004E8C"/>
-          <w:sz w:val="28"/>
-        </w:rPr>
-        <w:t>Onu kim kəşf və ya ixtira edib</w:t>
+        <w:t>Kim kəşf edib və ya yaradıb</w:t>
       </w:r>
     </w:p>
     <w:p>
       <w:pPr>
-        <w:spacing w:after="160" w:line="276" w:lineRule="auto"/>
+        <w:widowControl/>
       </w:pPr>
       <w:r>
-        <w:rPr>
-          <w:rFonts w:ascii="Calibri" w:hAnsi="Calibri" w:eastAsia="Calibri"/>
-          <w:b w:val="0"/>
-          <w:i w:val="0"/>
-          <w:sz w:val="22"/>
-        </w:rPr>
-        <w:t>İsaak Nyuton 1660-cı illərdə prizmanın ağ işığı rənglərə ayırdığını göstərdi. XIX əsrin əvvəllərində Yozef fon Fraunhofer Günəş işığındakı yüzlərlə qaranlıq xətti dəqiq müəyyənləşdirdi. Qustav Kirxhof və Robert Bunzen 1859–1860-cı illərdə qızdırılmış elementlərin hər birinə xas xətt mənzərəsi yaratdığını göstərdilər. Onların işi spektri kimyəvi maddələri tanımaq üsuluna çevirdi. Sonrakı fiziklər bu xətləri kvant nəzəriyyəsi ilə izah etdilər, cihaz istehsalçıları isə metodu görünən işıqdan çox kənara genişləndirdilər.</w:t>
+        <w:t>İsaak Nyuton 1660-cı illərdə prizmanın ağ işığı rənglərə ayırdığını göstərdi. XIX əsrin əvvəlində Yozef fon Fraunhofer Günəş işığında yüzlərlə qaranlıq xətti qeydə aldı. 1859 və 1860-cı illərdə Qustav Kirxhof və Robert Bunzen qızdırılan elementlərin özünəməxsus xətt naxışları verdiyini göstərdilər. Onların işi spektri kimyəvi tanıma üsuluna çevirdi. Sonrakı fiziklər xətləri kvant nəzəriyyəsi ilə izah etdilər, cihaz ustaları isə üsulu görünən işıqdan xeyli kənara genişləndirdilər.</w:t>
       </w:r>
     </w:p>
     <w:p>
       <w:pPr>
-        <w:keepNext/>
-        <w:spacing w:before="240" w:after="120"/>
+        <w:pStyle w:val="Heading1"/>
+        <w:widowControl/>
       </w:pPr>
       <w:r>
-        <w:rPr>
-          <w:rFonts w:ascii="Calibri" w:hAnsi="Calibri" w:eastAsia="Calibri"/>
-          <w:b/>
-          <w:i w:val="0"/>
-          <w:color w:val="004E8C"/>
-          <w:sz w:val="28"/>
-        </w:rPr>
-        <w:t>Nə vaxt və necə meydana gəlib</w:t>
+        <w:t>Nə vaxt və necə yaranıb</w:t>
       </w:r>
     </w:p>
     <w:p>
       <w:pPr>
-        <w:spacing w:after="160" w:line="276" w:lineRule="auto"/>
+        <w:widowControl/>
       </w:pPr>
       <w:r>
-        <w:rPr>
-          <w:rFonts w:ascii="Calibri" w:hAnsi="Calibri" w:eastAsia="Calibri"/>
-          <w:b w:val="0"/>
-          <w:i w:val="0"/>
-          <w:sz w:val="22"/>
-        </w:rPr>
-        <w:t>Daha keyfiyyətli prizmalar, teleskoplar və ölçü cihazları rəngli zolağı tədricən dəqiq elmi məlumat mənbəyinə çevirdi. Kirxhof və Bunzen duzları alovda qızdırıb onların yaratdığı parlaq xətləri müqayisə edirdilər. Ulduzdan nümunə götürmək mümkün olmasa da, astronomlar tezliklə eyni üsulu ulduz işığına tətbiq etdilər. Helium 1868-ci ildə Günəş spektrində aşkarlandı, Yer üzündə isə daha sonra tapıldı. XX əsrin elektron cihazları, lazerləri və kompüterləri spektrlərin daha sürətlə və daha ətraflı alınmasına imkan verdi.</w:t>
+        <w:t>Yaxşılaşan prizmalar, teleskoplar və ölçü alətləri rəngli zolağı tədricən dəqiq məlumata çevirdi. Kirxhof və Bunzen duzları alovda qızdırıb parlaq xətlərini müqayisə edirdilər. Astronomlar tezliklə eyni üsulu ulduz işığına tətbiq etdilər, halbuki ulduzdan nümunə götürə bilməzdilər. Helium 1868-ci ildə Günəş spektrində aşkarlandı, Yer üzündə isə sonra tapıldı. XX əsrin elektronikası, lazerləri və kompüterləri spektrləri daha sürətli və ətraflı əldə etməyə imkan verdi.</w:t>
       </w:r>
     </w:p>
     <w:p>
       <w:pPr>
-        <w:keepNext/>
-        <w:spacing w:before="240" w:after="120"/>
+        <w:pStyle w:val="Heading1"/>
+        <w:widowControl/>
       </w:pPr>
       <w:r>
-        <w:rPr>
-          <w:rFonts w:ascii="Calibri" w:hAnsi="Calibri" w:eastAsia="Calibri"/>
-          <w:b/>
-          <w:i w:val="0"/>
-          <w:color w:val="004E8C"/>
-          <w:sz w:val="28"/>
-        </w:rPr>
-        <w:t>Elmi baxımdan əhəmiyyəti</w:t>
+        <w:t>Elm üçün əhəmiyyəti</w:t>
       </w:r>
     </w:p>
     <w:p>
       <w:pPr>
-        <w:spacing w:after="160" w:line="276" w:lineRule="auto"/>
+        <w:widowControl/>
       </w:pPr>
       <w:r>
-        <w:rPr>
-          <w:rFonts w:ascii="Calibri" w:hAnsi="Calibri" w:eastAsia="Calibri"/>
-          <w:b w:val="0"/>
-          <w:i w:val="0"/>
-          <w:sz w:val="22"/>
-        </w:rPr>
-        <w:t>Spektroskopiya alimlərə maddəyə toxunmadan və onu məhv etmədən tərkibini müəyyənləşdirməyə imkan verdi. O, atom və molekulların sabit enerji səviyyələrinə malik olduğunu da üzə çıxardı. Onlar enerji qəbul etdikdə və ya itirdikdə müəyyən dalğa uzunluqlarını udur və ya buraxırlar. Sonralar kvant mexanikası bu davranışı izah etdi. Buna görə spektr yalnız rənglər mənzərəsi deyil, gözlə görünməyəcək qədər kiçik quruluşun sübutudur. Dalğa uzunluğunun dəqiq ölçülməsi elmi standartların müəyyənləşdirilməsində də mühüm vasitəyə çevrildi.</w:t>
+        <w:t>Spektroskopiya maddəyə toxunmadan və ya onu məhv etmədən tanımağa imkan verdi. Atom və molekulların müəyyən enerji səviyyələrinə malik olduğunu aşkar etməyə də kömək etdi. Enerji alıb-verəndə onlar konkret dalğa uzunluqlarını udur və ya buraxırlar. Sonralar kvant mexanikası bunu izah etdi. Deməli, spektr yalnız rəng nümayişi deyil, görünməyəcək qədər kiçik quruluş haqqında sübutdur. Dalğa uzunluğunun dəqiq ölçülməsi elmi standartlar üçün də mühüm vasitə oldu.</w:t>
       </w:r>
     </w:p>
     <w:p>
       <w:pPr>
-        <w:keepNext/>
-        <w:spacing w:before="240" w:after="120"/>
+        <w:pStyle w:val="Heading1"/>
+        <w:widowControl/>
       </w:pPr>
       <w:r>
-        <w:rPr>
-          <w:rFonts w:ascii="Calibri" w:hAnsi="Calibri" w:eastAsia="Calibri"/>
-          <w:b/>
-          <w:i w:val="0"/>
-          <w:color w:val="004E8C"/>
-          <w:sz w:val="28"/>
-        </w:rPr>
-        <w:t>Sonrakı inkişaflara necə təsir göstərib</w:t>
+        <w:t>Sonrakı inkişafa təsiri</w:t>
       </w:r>
     </w:p>
     <w:p>
       <w:pPr>
-        <w:spacing w:after="160" w:line="276" w:lineRule="auto"/>
+        <w:widowControl/>
       </w:pPr>
       <w:r>
-        <w:rPr>
-          <w:rFonts w:ascii="Calibri" w:hAnsi="Calibri" w:eastAsia="Calibri"/>
-          <w:b w:val="0"/>
-          <w:i w:val="0"/>
-          <w:sz w:val="22"/>
-        </w:rPr>
-        <w:t>Astronomiyada spektrlər ulduz və qalaktikaların tərkibini, temperaturunu və hərəkətini müəyyənləşdirmək üçün işlədilir. Kimyaçılar molekulları infraqırmızı spektroskopiya və başqa üsullarla tanıyırlar. Xəstəxanalarda spektroskopiya ilə əlaqəli maqnit-rezonans üsullarından, ekoloji tədqiqatlarda isə hava və sudakı çirkləndiriciləri ölçən cihazlardan istifadə olunur. Dərman istehsalçıları xammalın kimliyini və saflığını yoxlayırlar. Lazer texnikası, kosmik teleskoplar və yarımkeçirici zavodları getdikcə daha dəqiq spektral ölçmələrə əsaslanır.</w:t>
+        <w:t>Astronomiya ulduz və qalaktikaların tərkibini, temperaturunu və hərəkətini tapmaq üçün spektrlərdən istifadə edir. Kimyaçılar molekulları infraqırmızı və başqa üsullarla tanıyırlar. Xəstəxanalar spektroskopiya ilə bağlı maqnit rezonansı üsullarını tətbiq edir; ətraf mühit qrupları hava və sudakı çirkləndiriciləri ölçürlər. Dərman istehsalçıları maddələrin kimliyini və təmizliyini yoxlayırlar. Lazerlər, kosmik teleskoplar və yarımkeçirici zavodları getdikcə daha dəqiq spektral ölçmələrə söykənir.</w:t>
       </w:r>
     </w:p>
     <w:p>
       <w:pPr>
-        <w:keepNext/>
-        <w:spacing w:before="240" w:after="120"/>
+        <w:pStyle w:val="Heading1"/>
+        <w:widowControl/>
       </w:pPr>
       <w:r>
-        <w:rPr>
-          <w:rFonts w:ascii="Calibri" w:hAnsi="Calibri" w:eastAsia="Calibri"/>
-          <w:b/>
-          <w:i w:val="0"/>
-          <w:color w:val="004E8C"/>
-          <w:sz w:val="28"/>
-        </w:rPr>
         <w:t>İnsan həyatını necə dəyişib</w:t>
       </w:r>
     </w:p>
     <w:p>
       <w:pPr>
-        <w:spacing w:after="160" w:line="276" w:lineRule="auto"/>
+        <w:widowControl/>
       </w:pPr>
       <w:r>
-        <w:rPr>
-          <w:rFonts w:ascii="Calibri" w:hAnsi="Calibri" w:eastAsia="Calibri"/>
-          <w:b w:val="0"/>
-          <w:i w:val="0"/>
-          <w:sz w:val="22"/>
-        </w:rPr>
-        <w:t>Spektroskopik cihazlar qidanı, dərmanları, içməli suyu və zavod tullantılarını yoxlamağa kömək edir. Onlar həkim və tədqiqatçılara orqanizmdə gedən kimyəvi prosesləri öyrənməyə, kriminalistika laboratoriyalarına isə maddi sübutları təhlil etməyə imkan verir. Spektroskopiya bəşəriyyətin səmaya baxışını da dəyişdi: adi işıq nöqtəsi kimyəvi məlumat mənbəyinə çevrildi. Bu üsul nəhəng məsafədən gələn məktubu oxumaq kimi, gedə bilmədiyimiz yerlər haqqında bilik əldə etməyə imkan verir. Yüksək dəqiqlikli cihazlar baha olduğuna görə onlardan istifadə imkanı hamı üçün bərabər deyil.</w:t>
+        <w:t>Spektroskopik cihazlar qidanı, dərmanları, içməli suyu və zavod tullantılarını yoxlamağa kömək edir. Həkim və tədqiqatçılara bədən kimyasını öyrənmək, kriminalistika laboratoriyalarına sübutları araşdırmaq imkanı verir. Onlar göyə baxışımızı da dəyişdi: işıq nöqtəsi kimyəvi məlumat mənbəyinə çevrildi. Uzaqdan məktub oxumaq kimi, spektroskopiya gedə bilmədiyimiz yerlər haqqında öyrənməyə imkan yaradır. Güclü cihazlar hələ də bahadır, onlara çıxış bərabər deyil.</w:t>
       </w:r>
     </w:p>
     <w:p>
       <w:pPr>
-        <w:keepNext/>
-        <w:spacing w:before="240" w:after="120"/>
+        <w:pStyle w:val="Heading1"/>
+        <w:widowControl/>
       </w:pPr>
       <w:r>
-        <w:rPr>
-          <w:rFonts w:ascii="Calibri" w:hAnsi="Calibri" w:eastAsia="Calibri"/>
-          <w:b/>
-          <w:i w:val="0"/>
-          <w:color w:val="004E8C"/>
-          <w:sz w:val="28"/>
-        </w:rPr>
         <w:t>Mənbələr və istinadlar</w:t>
       </w:r>
     </w:p>
     <w:p>
       <w:pPr>
-        <w:keepNext/>
-        <w:spacing w:before="240" w:after="120"/>
+        <w:pStyle w:val="Heading2"/>
+        <w:widowControl/>
       </w:pPr>
       <w:r>
         <w:rPr>
-          <w:rFonts w:ascii="Calibri" w:hAnsi="Calibri" w:eastAsia="Calibri"/>
-          <w:b/>
-          <w:i w:val="0"/>
-          <w:color w:val="004E8C"/>
-          <w:sz w:val="24"/>
+          <w:sz w:val="20"/>
         </w:rPr>
-        <w:t>C. Təşkilatların materialları və ensiklopedik mənbələr</w:t>
+        <w:t>C Qurumların materialları və ensiklopedik mənbələr</w:t>
       </w:r>
     </w:p>
     <w:p>
       <w:pPr>
-        <w:spacing w:after="80"/>
-        <w:ind w:left="360"/>
+        <w:widowControl/>
       </w:pPr>
       <w:r>
         <w:rPr>
-          <w:rFonts w:ascii="Calibri" w:hAnsi="Calibri" w:eastAsia="Calibri"/>
-          <w:b w:val="0"/>
-          <w:i w:val="0"/>
-          <w:sz w:val="22"/>
+          <w:sz w:val="20"/>
         </w:rPr>
-        <w:t>1. Encyclopaedia Britannica. “Spectroscopy” (“Spektroskopiya”).</w:t>
-      </w:r>
-      <w:r>
-        <w:rPr>
-          <w:rFonts w:ascii="Calibri" w:hAnsi="Calibri" w:eastAsia="Calibri"/>
-          <w:b w:val="0"/>
-          <w:i w:val="0"/>
-          <w:sz w:val="22"/>
-        </w:rPr>
-        <w:t xml:space="preserve"> </w:t>
+        <w:t xml:space="preserve">1. Encyclopaedia Britannica. 'Spectroscopy.' </w:t>
       </w:r>
       <w:hyperlink r:id="rId9">
         <w:r>
           <w:rPr>
-            <w:rFonts w:ascii="Calibri" w:hAnsi="Calibri" w:eastAsia="Calibri"/>
-            <w:b w:val="0"/>
-            <w:i w:val="0"/>
-            <w:sz w:val="22"/>
-            <w:color w:val="0563C1"/>
-            <w:u w:val="single"/>
+            <w:sz w:val="20"/>
           </w:rPr>
           <w:t>https://www.britannica.com/science/spectroscopy</w:t>
         </w:r>
       </w:hyperlink>
+      <w:r>
+        <w:rPr>
+          <w:sz w:val="20"/>
+        </w:rPr>
+      </w:r>
     </w:p>
     <w:p>
       <w:pPr>
-        <w:spacing w:after="80"/>
-        <w:ind w:left="360"/>
+        <w:widowControl/>
       </w:pPr>
       <w:r>
         <w:rPr>
-          <w:rFonts w:ascii="Calibri" w:hAnsi="Calibri" w:eastAsia="Calibri"/>
-          <w:b w:val="0"/>
-          <w:i w:val="0"/>
-          <w:sz w:val="22"/>
+          <w:sz w:val="20"/>
         </w:rPr>
-        <w:t>2. Encyclopaedia Britannica. “Spectrum” (“Spektr”).</w:t>
-      </w:r>
-      <w:r>
-        <w:rPr>
-          <w:rFonts w:ascii="Calibri" w:hAnsi="Calibri" w:eastAsia="Calibri"/>
-          <w:b w:val="0"/>
-          <w:i w:val="0"/>
-          <w:sz w:val="22"/>
-        </w:rPr>
-        <w:t xml:space="preserve"> </w:t>
+        <w:t xml:space="preserve">2. Encyclopaedia Britannica. 'Spectrum.' </w:t>
       </w:r>
       <w:hyperlink r:id="rId10">
         <w:r>
           <w:rPr>
-            <w:rFonts w:ascii="Calibri" w:hAnsi="Calibri" w:eastAsia="Calibri"/>
-            <w:b w:val="0"/>
-            <w:i w:val="0"/>
-            <w:sz w:val="22"/>
-            <w:color w:val="0563C1"/>
-            <w:u w:val="single"/>
+            <w:sz w:val="20"/>
           </w:rPr>
           <w:t>https://www.britannica.com/science/spectrum</w:t>
         </w:r>
       </w:hyperlink>
-    </w:p>
-    <w:p>
-      <w:pPr>
-        <w:keepNext/>
-        <w:spacing w:before="240" w:after="120"/>
-      </w:pPr>
       <w:r>
         <w:rPr>
-          <w:rFonts w:ascii="Calibri" w:hAnsi="Calibri" w:eastAsia="Calibri"/>
-          <w:b/>
-          <w:i w:val="0"/>
-          <w:color w:val="004E8C"/>
-          <w:sz w:val="24"/>
+          <w:sz w:val="20"/>
         </w:rPr>
-        <w:t>G. Kosmik agentliklərin, laboratoriyaların və elmi təşkilatların materialları</w:t>
       </w:r>
     </w:p>
     <w:p>
       <w:pPr>
-        <w:spacing w:after="80"/>
-        <w:ind w:left="360"/>
+        <w:pStyle w:val="Heading2"/>
+        <w:widowControl/>
       </w:pPr>
       <w:r>
         <w:rPr>
-          <w:rFonts w:ascii="Calibri" w:hAnsi="Calibri" w:eastAsia="Calibri"/>
-          <w:b w:val="0"/>
-          <w:i w:val="0"/>
-          <w:sz w:val="22"/>
+          <w:sz w:val="20"/>
         </w:rPr>
-        <w:t>1. National Institute of Standards and Technology. “Atomic Spectra Database” (“Atom spektrləri məlumat bazası”).</w:t>
+        <w:t>G Laboratoriyalar və elmi təşkilatlar</w:t>
       </w:r>
+    </w:p>
+    <w:p>
+      <w:pPr>
+        <w:widowControl/>
+      </w:pPr>
       <w:r>
         <w:rPr>
-          <w:rFonts w:ascii="Calibri" w:hAnsi="Calibri" w:eastAsia="Calibri"/>
-          <w:b w:val="0"/>
-          <w:i w:val="0"/>
-          <w:sz w:val="22"/>
+          <w:sz w:val="20"/>
         </w:rPr>
-        <w:t xml:space="preserve"> </w:t>
+        <w:t xml:space="preserve">1. National Institute of Standards and Technology. 'Atomic Spectra Database.' </w:t>
       </w:r>
       <w:hyperlink r:id="rId11">
         <w:r>
           <w:rPr>
-            <w:rFonts w:ascii="Calibri" w:hAnsi="Calibri" w:eastAsia="Calibri"/>
-            <w:b w:val="0"/>
-            <w:i w:val="0"/>
-            <w:sz w:val="22"/>
-            <w:color w:val="0563C1"/>
-            <w:u w:val="single"/>
+            <w:sz w:val="20"/>
           </w:rPr>
           <w:t>https://physics.nist.gov/PhysRefData/ASD/</w:t>
         </w:r>
       </w:hyperlink>
+      <w:r>
+        <w:rPr>
+          <w:sz w:val="20"/>
+        </w:rPr>
+      </w:r>
     </w:p>
     <w:p>
       <w:pPr>
-        <w:spacing w:after="80"/>
-        <w:ind w:left="360"/>
+        <w:widowControl/>
       </w:pPr>
       <w:r>
         <w:rPr>
-          <w:rFonts w:ascii="Calibri" w:hAnsi="Calibri" w:eastAsia="Calibri"/>
-          <w:b w:val="0"/>
-          <w:i w:val="0"/>
-          <w:sz w:val="22"/>
+          <w:sz w:val="20"/>
         </w:rPr>
-        <w:t>2. American Physical Society. “This Month in Physics History: October 1859, Kirchhoff and Bunsen Begin Spectral Analysis” (“Fizika tarixində bu ay: 1859-cu ilin oktyabrı — Kirxhof və Bunzen spektral analizə başlayırlar”).</w:t>
-      </w:r>
-      <w:r>
-        <w:rPr>
-          <w:rFonts w:ascii="Calibri" w:hAnsi="Calibri" w:eastAsia="Calibri"/>
-          <w:b w:val="0"/>
-          <w:i w:val="0"/>
-          <w:sz w:val="22"/>
-        </w:rPr>
-        <w:t xml:space="preserve"> </w:t>
+        <w:t xml:space="preserve">2. American Physical Society. 'This Month in Physics History: October 1859, Kirchhoff and Bunsen Begin Spectral Analysis.' </w:t>
       </w:r>
       <w:hyperlink r:id="rId12">
         <w:r>
           <w:rPr>
-            <w:rFonts w:ascii="Calibri" w:hAnsi="Calibri" w:eastAsia="Calibri"/>
-            <w:b w:val="0"/>
-            <w:i w:val="0"/>
-            <w:sz w:val="22"/>
-            <w:color w:val="0563C1"/>
-            <w:u w:val="single"/>
+            <w:sz w:val="20"/>
           </w:rPr>
           <w:t>https://www.aps.org/archives/publications/apsnews/200910/physicshistory.cfm</w:t>
         </w:r>
       </w:hyperlink>
+      <w:r>
+        <w:rPr>
+          <w:sz w:val="20"/>
+        </w:rPr>
+      </w:r>
     </w:p>
     <w:sectPr>
-      <w:pgSz w:w="12240" w:h="15840"/>
-      <w:pgMar w:top="1296" w:right="1440" w:bottom="1296" w:left="1440" w:header="720" w:footer="720" w:gutter="0"/>
+      <w:footerReference w:type="default" r:id="rId13"/>
+      <w:pgSz w:w="11906" w:h="16838"/>
+      <w:pgMar w:top="1020" w:right="1134" w:bottom="1020" w:left="1134" w:header="720" w:footer="720" w:gutter="0"/>
       <w:cols w:space="720"/>
       <w:docGrid w:linePitch="360"/>
     </w:sectPr>
   </w:body>
 </w:document>
+</file>
+
+<file path=word/footer1.xml><?xml version="1.0" encoding="utf-8"?>
+<w:ftr xmlns:m="http://schemas.openxmlformats.org/officeDocument/2006/math" xmlns:mc="http://schemas.openxmlformats.org/markup-compatibility/2006" xmlns:mo="http://schemas.microsoft.com/office/mac/office/2008/main" xmlns:mv="urn:schemas-microsoft-com:mac:vml" xmlns:o="urn:schemas-microsoft-com:office:office" xmlns:r="http://schemas.openxmlformats.org/officeDocument/2006/relationships" xmlns:v="urn:schemas-microsoft-com:vml" xmlns:w10="urn:schemas-microsoft-com:office:word" xmlns:w14="http://schemas.microsoft.com/office/word/2010/wordml" xmlns:w="http://schemas.openxmlformats.org/wordprocessingml/2006/main" xmlns:wne="http://schemas.microsoft.com/office/word/2006/wordml" xmlns:wp14="http://schemas.microsoft.com/office/word/2010/wordprocessingDrawing" xmlns:wp="http://schemas.openxmlformats.org/drawingml/2006/wordprocessingDrawing" xmlns:wpc="http://schemas.microsoft.com/office/word/2010/wordprocessingCanvas" xmlns:wpg="http://schemas.microsoft.com/office/word/2010/wordprocessingGroup" xmlns:wpi="http://schemas.microsoft.com/office/word/2010/wordprocessingInk" xmlns:wps="http://schemas.microsoft.com/office/word/2010/wordprocessingShape" mc:Ignorable="w14 wp14">
+  <w:p>
+    <w:pPr>
+      <w:pStyle w:val="Footer"/>
+      <w:jc w:val="right"/>
+    </w:pPr>
+    <w:fldSimple w:instr="PAGE"/>
+  </w:p>
+</w:ftr>
 </file>
 
 <file path=word/numbering.xml><?xml version="1.0" encoding="utf-8"?>
@@ -741,7 +559,7 @@
   <w:docDefaults>
     <w:rPrDefault>
       <w:rPr>
-        <w:rFonts w:asciiTheme="minorHAnsi" w:eastAsiaTheme="minorEastAsia" w:hAnsiTheme="minorHAnsi" w:cstheme="minorBidi"/>
+        <w:rFonts/>
         <w:sz w:val="22"/>
         <w:szCs w:val="22"/>
         <w:lang w:val="en-US" w:eastAsia="en-US" w:bidi="ar-SA"/>
@@ -896,6 +714,15 @@
     <w:name w:val="Normal"/>
     <w:qFormat/>
     <w:rsid w:val="00FC693F"/>
+    <w:pPr>
+      <w:spacing w:after="120" w:line="259" w:lineRule="auto"/>
+    </w:pPr>
+    <w:rPr>
+      <w:rFonts w:ascii="Times New Roman" w:hAnsi="Times New Roman"/>
+      <w:color w:val="000000"/>
+      <w:sz w:val="24"/>
+      <w:lang w:val="az-Latn-AZ"/>
+    </w:rPr>
   </w:style>
   <w:style w:type="paragraph" w:styleId="Header">
     <w:name w:val="header"/>
@@ -952,16 +779,17 @@
     <w:pPr>
       <w:keepNext/>
       <w:keepLines/>
-      <w:spacing w:before="480" w:after="0"/>
+      <w:spacing w:before="480" w:after="120" w:line="259" w:lineRule="auto"/>
       <w:outlineLvl w:val="0"/>
     </w:pPr>
     <w:rPr>
-      <w:rFonts w:asciiTheme="majorHAnsi" w:eastAsiaTheme="majorEastAsia" w:hAnsiTheme="majorHAnsi" w:cstheme="majorBidi"/>
+      <w:rFonts w:ascii="Times New Roman" w:hAnsi="Times New Roman"/>
       <w:b/>
       <w:bCs/>
-      <w:color w:val="365F91" w:themeColor="accent1" w:themeShade="BF"/>
-      <w:sz w:val="28"/>
+      <w:color w:val="000000"/>
+      <w:sz w:val="26"/>
       <w:szCs w:val="28"/>
+      <w:lang w:val="az-Latn-AZ"/>
     </w:rPr>
   </w:style>
   <w:style w:type="paragraph" w:styleId="Heading2">
@@ -976,16 +804,17 @@
     <w:pPr>
       <w:keepNext/>
       <w:keepLines/>
-      <w:spacing w:before="200" w:after="0"/>
+      <w:spacing w:before="200" w:after="120" w:line="259" w:lineRule="auto"/>
       <w:outlineLvl w:val="1"/>
     </w:pPr>
     <w:rPr>
-      <w:rFonts w:asciiTheme="majorHAnsi" w:eastAsiaTheme="majorEastAsia" w:hAnsiTheme="majorHAnsi" w:cstheme="majorBidi"/>
+      <w:rFonts w:ascii="Times New Roman" w:hAnsi="Times New Roman"/>
       <w:b/>
       <w:bCs/>
-      <w:color w:val="4F81BD" w:themeColor="accent1"/>
+      <w:color w:val="000000"/>
       <w:sz w:val="26"/>
       <w:szCs w:val="26"/>
+      <w:lang w:val="az-Latn-AZ"/>
     </w:rPr>
   </w:style>
   <w:style w:type="paragraph" w:styleId="Heading3">
@@ -1004,7 +833,7 @@
       <w:outlineLvl w:val="2"/>
     </w:pPr>
     <w:rPr>
-      <w:rFonts w:asciiTheme="majorHAnsi" w:eastAsiaTheme="majorEastAsia" w:hAnsiTheme="majorHAnsi" w:cstheme="majorBidi"/>
+      <w:rFonts/>
       <w:b/>
       <w:bCs/>
       <w:color w:val="4F81BD" w:themeColor="accent1"/>
@@ -1027,7 +856,7 @@
       <w:outlineLvl w:val="3"/>
     </w:pPr>
     <w:rPr>
-      <w:rFonts w:asciiTheme="majorHAnsi" w:eastAsiaTheme="majorEastAsia" w:hAnsiTheme="majorHAnsi" w:cstheme="majorBidi"/>
+      <w:rFonts/>
       <w:b/>
       <w:bCs/>
       <w:i/>
@@ -1052,7 +881,7 @@
       <w:outlineLvl w:val="4"/>
     </w:pPr>
     <w:rPr>
-      <w:rFonts w:asciiTheme="majorHAnsi" w:eastAsiaTheme="majorEastAsia" w:hAnsiTheme="majorHAnsi" w:cstheme="majorBidi"/>
+      <w:rFonts/>
       <w:color w:val="243F60" w:themeColor="accent1" w:themeShade="7F"/>
     </w:rPr>
   </w:style>
@@ -1073,7 +902,7 @@
       <w:outlineLvl w:val="5"/>
     </w:pPr>
     <w:rPr>
-      <w:rFonts w:asciiTheme="majorHAnsi" w:eastAsiaTheme="majorEastAsia" w:hAnsiTheme="majorHAnsi" w:cstheme="majorBidi"/>
+      <w:rFonts/>
       <w:i/>
       <w:iCs/>
       <w:color w:val="243F60" w:themeColor="accent1" w:themeShade="7F"/>
@@ -1096,7 +925,7 @@
       <w:outlineLvl w:val="6"/>
     </w:pPr>
     <w:rPr>
-      <w:rFonts w:asciiTheme="majorHAnsi" w:eastAsiaTheme="majorEastAsia" w:hAnsiTheme="majorHAnsi" w:cstheme="majorBidi"/>
+      <w:rFonts/>
       <w:i/>
       <w:iCs/>
       <w:color w:val="404040" w:themeColor="text1" w:themeTint="BF"/>
@@ -1119,7 +948,7 @@
       <w:outlineLvl w:val="7"/>
     </w:pPr>
     <w:rPr>
-      <w:rFonts w:asciiTheme="majorHAnsi" w:eastAsiaTheme="majorEastAsia" w:hAnsiTheme="majorHAnsi" w:cstheme="majorBidi"/>
+      <w:rFonts/>
       <w:color w:val="4F81BD" w:themeColor="accent1"/>
       <w:sz w:val="20"/>
       <w:szCs w:val="20"/>
@@ -1142,7 +971,7 @@
       <w:outlineLvl w:val="8"/>
     </w:pPr>
     <w:rPr>
-      <w:rFonts w:asciiTheme="majorHAnsi" w:eastAsiaTheme="majorEastAsia" w:hAnsiTheme="majorHAnsi" w:cstheme="majorBidi"/>
+      <w:rFonts/>
       <w:i/>
       <w:iCs/>
       <w:color w:val="404040" w:themeColor="text1" w:themeTint="BF"/>
@@ -1193,7 +1022,7 @@
     <w:uiPriority w:val="9"/>
     <w:rsid w:val="00FC693F"/>
     <w:rPr>
-      <w:rFonts w:asciiTheme="majorHAnsi" w:eastAsiaTheme="majorEastAsia" w:hAnsiTheme="majorHAnsi" w:cstheme="majorBidi"/>
+      <w:rFonts/>
       <w:b/>
       <w:bCs/>
       <w:color w:val="365F91" w:themeColor="accent1" w:themeShade="BF"/>
@@ -1208,7 +1037,7 @@
     <w:uiPriority w:val="9"/>
     <w:rsid w:val="00FC693F"/>
     <w:rPr>
-      <w:rFonts w:asciiTheme="majorHAnsi" w:eastAsiaTheme="majorEastAsia" w:hAnsiTheme="majorHAnsi" w:cstheme="majorBidi"/>
+      <w:rFonts/>
       <w:b/>
       <w:bCs/>
       <w:color w:val="4F81BD" w:themeColor="accent1"/>
@@ -1223,7 +1052,7 @@
     <w:uiPriority w:val="9"/>
     <w:rsid w:val="00FC693F"/>
     <w:rPr>
-      <w:rFonts w:asciiTheme="majorHAnsi" w:eastAsiaTheme="majorEastAsia" w:hAnsiTheme="majorHAnsi" w:cstheme="majorBidi"/>
+      <w:rFonts/>
       <w:b/>
       <w:bCs/>
       <w:color w:val="4F81BD" w:themeColor="accent1"/>
@@ -1238,19 +1067,17 @@
     <w:qFormat/>
     <w:rsid w:val="00FC693F"/>
     <w:pPr>
-      <w:pBdr>
-        <w:bottom w:val="single" w:sz="8" w:space="4" w:color="4F81BD" w:themeColor="accent1"/>
-      </w:pBdr>
-      <w:spacing w:after="300" w:line="240" w:lineRule="auto"/>
+      <w:spacing w:after="120" w:line="259" w:lineRule="auto"/>
       <w:contextualSpacing/>
     </w:pPr>
     <w:rPr>
-      <w:rFonts w:asciiTheme="majorHAnsi" w:eastAsiaTheme="majorEastAsia" w:hAnsiTheme="majorHAnsi" w:cstheme="majorBidi"/>
-      <w:color w:val="17365D" w:themeColor="text2" w:themeShade="BF"/>
+      <w:rFonts w:ascii="Times New Roman" w:hAnsi="Times New Roman"/>
+      <w:color w:val="000000"/>
       <w:spacing w:val="5"/>
       <w:kern w:val="28"/>
-      <w:sz w:val="52"/>
+      <w:sz w:val="40"/>
       <w:szCs w:val="52"/>
+      <w:lang w:val="az-Latn-AZ"/>
     </w:rPr>
   </w:style>
   <w:style w:type="character" w:customStyle="1" w:styleId="TitleChar">
@@ -1260,7 +1087,7 @@
     <w:uiPriority w:val="10"/>
     <w:rsid w:val="00FC693F"/>
     <w:rPr>
-      <w:rFonts w:asciiTheme="majorHAnsi" w:eastAsiaTheme="majorEastAsia" w:hAnsiTheme="majorHAnsi" w:cstheme="majorBidi"/>
+      <w:rFonts/>
       <w:color w:val="17365D" w:themeColor="text2" w:themeShade="BF"/>
       <w:spacing w:val="5"/>
       <w:kern w:val="28"/>
@@ -1282,7 +1109,7 @@
       </w:numPr>
     </w:pPr>
     <w:rPr>
-      <w:rFonts w:asciiTheme="majorHAnsi" w:eastAsiaTheme="majorEastAsia" w:hAnsiTheme="majorHAnsi" w:cstheme="majorBidi"/>
+      <w:rFonts/>
       <w:i/>
       <w:iCs/>
       <w:color w:val="4F81BD" w:themeColor="accent1"/>
@@ -1298,7 +1125,7 @@
     <w:uiPriority w:val="11"/>
     <w:rsid w:val="00FC693F"/>
     <w:rPr>
-      <w:rFonts w:asciiTheme="majorHAnsi" w:eastAsiaTheme="majorEastAsia" w:hAnsiTheme="majorHAnsi" w:cstheme="majorBidi"/>
+      <w:rFonts/>
       <w:i/>
       <w:iCs/>
       <w:color w:val="4F81BD" w:themeColor="accent1"/>
@@ -1423,8 +1250,15 @@
       <w:numPr>
         <w:numId w:val="1"/>
       </w:numPr>
+      <w:spacing w:after="120" w:line="259" w:lineRule="auto"/>
       <w:contextualSpacing/>
     </w:pPr>
+    <w:rPr>
+      <w:rFonts w:ascii="Times New Roman" w:hAnsi="Times New Roman"/>
+      <w:color w:val="000000"/>
+      <w:sz w:val="24"/>
+      <w:lang w:val="az-Latn-AZ"/>
+    </w:rPr>
   </w:style>
   <w:style w:type="paragraph" w:styleId="ListBullet2">
     <w:name w:val="List Bullet 2"/>
@@ -1596,7 +1430,7 @@
     <w:semiHidden/>
     <w:rsid w:val="00FC693F"/>
     <w:rPr>
-      <w:rFonts w:asciiTheme="majorHAnsi" w:eastAsiaTheme="majorEastAsia" w:hAnsiTheme="majorHAnsi" w:cstheme="majorBidi"/>
+      <w:rFonts/>
       <w:b/>
       <w:bCs/>
       <w:i/>
@@ -1612,7 +1446,7 @@
     <w:semiHidden/>
     <w:rsid w:val="00FC693F"/>
     <w:rPr>
-      <w:rFonts w:asciiTheme="majorHAnsi" w:eastAsiaTheme="majorEastAsia" w:hAnsiTheme="majorHAnsi" w:cstheme="majorBidi"/>
+      <w:rFonts/>
       <w:color w:val="243F60" w:themeColor="accent1" w:themeShade="7F"/>
     </w:rPr>
   </w:style>
@@ -1624,7 +1458,7 @@
     <w:semiHidden/>
     <w:rsid w:val="00FC693F"/>
     <w:rPr>
-      <w:rFonts w:asciiTheme="majorHAnsi" w:eastAsiaTheme="majorEastAsia" w:hAnsiTheme="majorHAnsi" w:cstheme="majorBidi"/>
+      <w:rFonts/>
       <w:i/>
       <w:iCs/>
       <w:color w:val="243F60" w:themeColor="accent1" w:themeShade="7F"/>
@@ -1638,7 +1472,7 @@
     <w:semiHidden/>
     <w:rsid w:val="00FC693F"/>
     <w:rPr>
-      <w:rFonts w:asciiTheme="majorHAnsi" w:eastAsiaTheme="majorEastAsia" w:hAnsiTheme="majorHAnsi" w:cstheme="majorBidi"/>
+      <w:rFonts/>
       <w:i/>
       <w:iCs/>
       <w:color w:val="404040" w:themeColor="text1" w:themeTint="BF"/>
@@ -1652,7 +1486,7 @@
     <w:semiHidden/>
     <w:rsid w:val="00FC693F"/>
     <w:rPr>
-      <w:rFonts w:asciiTheme="majorHAnsi" w:eastAsiaTheme="majorEastAsia" w:hAnsiTheme="majorHAnsi" w:cstheme="majorBidi"/>
+      <w:rFonts/>
       <w:color w:val="4F81BD" w:themeColor="accent1"/>
       <w:sz w:val="20"/>
       <w:szCs w:val="20"/>
@@ -1666,7 +1500,7 @@
     <w:semiHidden/>
     <w:rsid w:val="00FC693F"/>
     <w:rPr>
-      <w:rFonts w:asciiTheme="majorHAnsi" w:eastAsiaTheme="majorEastAsia" w:hAnsiTheme="majorHAnsi" w:cstheme="majorBidi"/>
+      <w:rFonts/>
       <w:i/>
       <w:iCs/>
       <w:color w:val="404040" w:themeColor="text1" w:themeTint="BF"/>
@@ -1725,9 +1559,6 @@
     <w:qFormat/>
     <w:rsid w:val="00FC693F"/>
     <w:pPr>
-      <w:pBdr>
-        <w:bottom w:val="single" w:sz="4" w:space="4" w:color="4F81BD" w:themeColor="accent1"/>
-      </w:pBdr>
       <w:spacing w:before="200" w:after="280"/>
       <w:ind w:left="936" w:right="936"/>
     </w:pPr>
@@ -3255,7 +3086,7 @@
         <w:spacing w:before="0" w:after="0" w:line="240" w:lineRule="auto"/>
       </w:pPr>
       <w:rPr>
-        <w:rFonts w:asciiTheme="majorHAnsi" w:eastAsiaTheme="majorEastAsia" w:hAnsiTheme="majorHAnsi" w:cstheme="majorBidi"/>
+        <w:rFonts/>
         <w:b/>
         <w:bCs/>
       </w:rPr>
@@ -3276,7 +3107,7 @@
         <w:spacing w:before="0" w:after="0" w:line="240" w:lineRule="auto"/>
       </w:pPr>
       <w:rPr>
-        <w:rFonts w:asciiTheme="majorHAnsi" w:eastAsiaTheme="majorEastAsia" w:hAnsiTheme="majorHAnsi" w:cstheme="majorBidi"/>
+        <w:rFonts/>
         <w:b/>
         <w:bCs/>
       </w:rPr>
@@ -3294,14 +3125,14 @@
     </w:tblStylePr>
     <w:tblStylePr w:type="firstCol">
       <w:rPr>
-        <w:rFonts w:asciiTheme="majorHAnsi" w:eastAsiaTheme="majorEastAsia" w:hAnsiTheme="majorHAnsi" w:cstheme="majorBidi"/>
+        <w:rFonts/>
         <w:b/>
         <w:bCs/>
       </w:rPr>
     </w:tblStylePr>
     <w:tblStylePr w:type="lastCol">
       <w:rPr>
-        <w:rFonts w:asciiTheme="majorHAnsi" w:eastAsiaTheme="majorEastAsia" w:hAnsiTheme="majorHAnsi" w:cstheme="majorBidi"/>
+        <w:rFonts/>
         <w:b/>
         <w:bCs/>
       </w:rPr>
@@ -3385,7 +3216,7 @@
         <w:spacing w:before="0" w:after="0" w:line="240" w:lineRule="auto"/>
       </w:pPr>
       <w:rPr>
-        <w:rFonts w:asciiTheme="majorHAnsi" w:eastAsiaTheme="majorEastAsia" w:hAnsiTheme="majorHAnsi" w:cstheme="majorBidi"/>
+        <w:rFonts/>
         <w:b/>
         <w:bCs/>
       </w:rPr>
@@ -3406,7 +3237,7 @@
         <w:spacing w:before="0" w:after="0" w:line="240" w:lineRule="auto"/>
       </w:pPr>
       <w:rPr>
-        <w:rFonts w:asciiTheme="majorHAnsi" w:eastAsiaTheme="majorEastAsia" w:hAnsiTheme="majorHAnsi" w:cstheme="majorBidi"/>
+        <w:rFonts/>
         <w:b/>
         <w:bCs/>
       </w:rPr>
@@ -3424,14 +3255,14 @@
     </w:tblStylePr>
     <w:tblStylePr w:type="firstCol">
       <w:rPr>
-        <w:rFonts w:asciiTheme="majorHAnsi" w:eastAsiaTheme="majorEastAsia" w:hAnsiTheme="majorHAnsi" w:cstheme="majorBidi"/>
+        <w:rFonts/>
         <w:b/>
         <w:bCs/>
       </w:rPr>
     </w:tblStylePr>
     <w:tblStylePr w:type="lastCol">
       <w:rPr>
-        <w:rFonts w:asciiTheme="majorHAnsi" w:eastAsiaTheme="majorEastAsia" w:hAnsiTheme="majorHAnsi" w:cstheme="majorBidi"/>
+        <w:rFonts/>
         <w:b/>
         <w:bCs/>
       </w:rPr>
@@ -3515,7 +3346,7 @@
         <w:spacing w:before="0" w:after="0" w:line="240" w:lineRule="auto"/>
       </w:pPr>
       <w:rPr>
-        <w:rFonts w:asciiTheme="majorHAnsi" w:eastAsiaTheme="majorEastAsia" w:hAnsiTheme="majorHAnsi" w:cstheme="majorBidi"/>
+        <w:rFonts/>
         <w:b/>
         <w:bCs/>
       </w:rPr>
@@ -3536,7 +3367,7 @@
         <w:spacing w:before="0" w:after="0" w:line="240" w:lineRule="auto"/>
       </w:pPr>
       <w:rPr>
-        <w:rFonts w:asciiTheme="majorHAnsi" w:eastAsiaTheme="majorEastAsia" w:hAnsiTheme="majorHAnsi" w:cstheme="majorBidi"/>
+        <w:rFonts/>
         <w:b/>
         <w:bCs/>
       </w:rPr>
@@ -3554,14 +3385,14 @@
     </w:tblStylePr>
     <w:tblStylePr w:type="firstCol">
       <w:rPr>
-        <w:rFonts w:asciiTheme="majorHAnsi" w:eastAsiaTheme="majorEastAsia" w:hAnsiTheme="majorHAnsi" w:cstheme="majorBidi"/>
+        <w:rFonts/>
         <w:b/>
         <w:bCs/>
       </w:rPr>
     </w:tblStylePr>
     <w:tblStylePr w:type="lastCol">
       <w:rPr>
-        <w:rFonts w:asciiTheme="majorHAnsi" w:eastAsiaTheme="majorEastAsia" w:hAnsiTheme="majorHAnsi" w:cstheme="majorBidi"/>
+        <w:rFonts/>
         <w:b/>
         <w:bCs/>
       </w:rPr>
@@ -3645,7 +3476,7 @@
         <w:spacing w:before="0" w:after="0" w:line="240" w:lineRule="auto"/>
       </w:pPr>
       <w:rPr>
-        <w:rFonts w:asciiTheme="majorHAnsi" w:eastAsiaTheme="majorEastAsia" w:hAnsiTheme="majorHAnsi" w:cstheme="majorBidi"/>
+        <w:rFonts/>
         <w:b/>
         <w:bCs/>
       </w:rPr>
@@ -3666,7 +3497,7 @@
         <w:spacing w:before="0" w:after="0" w:line="240" w:lineRule="auto"/>
       </w:pPr>
       <w:rPr>
-        <w:rFonts w:asciiTheme="majorHAnsi" w:eastAsiaTheme="majorEastAsia" w:hAnsiTheme="majorHAnsi" w:cstheme="majorBidi"/>
+        <w:rFonts/>
         <w:b/>
         <w:bCs/>
       </w:rPr>
@@ -3684,14 +3515,14 @@
     </w:tblStylePr>
     <w:tblStylePr w:type="firstCol">
       <w:rPr>
-        <w:rFonts w:asciiTheme="majorHAnsi" w:eastAsiaTheme="majorEastAsia" w:hAnsiTheme="majorHAnsi" w:cstheme="majorBidi"/>
+        <w:rFonts/>
         <w:b/>
         <w:bCs/>
       </w:rPr>
     </w:tblStylePr>
     <w:tblStylePr w:type="lastCol">
       <w:rPr>
-        <w:rFonts w:asciiTheme="majorHAnsi" w:eastAsiaTheme="majorEastAsia" w:hAnsiTheme="majorHAnsi" w:cstheme="majorBidi"/>
+        <w:rFonts/>
         <w:b/>
         <w:bCs/>
       </w:rPr>
@@ -3775,7 +3606,7 @@
         <w:spacing w:before="0" w:after="0" w:line="240" w:lineRule="auto"/>
       </w:pPr>
       <w:rPr>
-        <w:rFonts w:asciiTheme="majorHAnsi" w:eastAsiaTheme="majorEastAsia" w:hAnsiTheme="majorHAnsi" w:cstheme="majorBidi"/>
+        <w:rFonts/>
         <w:b/>
         <w:bCs/>
       </w:rPr>
@@ -3796,7 +3627,7 @@
         <w:spacing w:before="0" w:after="0" w:line="240" w:lineRule="auto"/>
       </w:pPr>
       <w:rPr>
-        <w:rFonts w:asciiTheme="majorHAnsi" w:eastAsiaTheme="majorEastAsia" w:hAnsiTheme="majorHAnsi" w:cstheme="majorBidi"/>
+        <w:rFonts/>
         <w:b/>
         <w:bCs/>
       </w:rPr>
@@ -3814,14 +3645,14 @@
     </w:tblStylePr>
     <w:tblStylePr w:type="firstCol">
       <w:rPr>
-        <w:rFonts w:asciiTheme="majorHAnsi" w:eastAsiaTheme="majorEastAsia" w:hAnsiTheme="majorHAnsi" w:cstheme="majorBidi"/>
+        <w:rFonts/>
         <w:b/>
         <w:bCs/>
       </w:rPr>
     </w:tblStylePr>
     <w:tblStylePr w:type="lastCol">
       <w:rPr>
-        <w:rFonts w:asciiTheme="majorHAnsi" w:eastAsiaTheme="majorEastAsia" w:hAnsiTheme="majorHAnsi" w:cstheme="majorBidi"/>
+        <w:rFonts/>
         <w:b/>
         <w:bCs/>
       </w:rPr>
@@ -3905,7 +3736,7 @@
         <w:spacing w:before="0" w:after="0" w:line="240" w:lineRule="auto"/>
       </w:pPr>
       <w:rPr>
-        <w:rFonts w:asciiTheme="majorHAnsi" w:eastAsiaTheme="majorEastAsia" w:hAnsiTheme="majorHAnsi" w:cstheme="majorBidi"/>
+        <w:rFonts/>
         <w:b/>
         <w:bCs/>
       </w:rPr>
@@ -3926,7 +3757,7 @@
         <w:spacing w:before="0" w:after="0" w:line="240" w:lineRule="auto"/>
       </w:pPr>
       <w:rPr>
-        <w:rFonts w:asciiTheme="majorHAnsi" w:eastAsiaTheme="majorEastAsia" w:hAnsiTheme="majorHAnsi" w:cstheme="majorBidi"/>
+        <w:rFonts/>
         <w:b/>
         <w:bCs/>
       </w:rPr>
@@ -3944,14 +3775,14 @@
     </w:tblStylePr>
     <w:tblStylePr w:type="firstCol">
       <w:rPr>
-        <w:rFonts w:asciiTheme="majorHAnsi" w:eastAsiaTheme="majorEastAsia" w:hAnsiTheme="majorHAnsi" w:cstheme="majorBidi"/>
+        <w:rFonts/>
         <w:b/>
         <w:bCs/>
       </w:rPr>
     </w:tblStylePr>
     <w:tblStylePr w:type="lastCol">
       <w:rPr>
-        <w:rFonts w:asciiTheme="majorHAnsi" w:eastAsiaTheme="majorEastAsia" w:hAnsiTheme="majorHAnsi" w:cstheme="majorBidi"/>
+        <w:rFonts/>
         <w:b/>
         <w:bCs/>
       </w:rPr>
@@ -4035,7 +3866,7 @@
         <w:spacing w:before="0" w:after="0" w:line="240" w:lineRule="auto"/>
       </w:pPr>
       <w:rPr>
-        <w:rFonts w:asciiTheme="majorHAnsi" w:eastAsiaTheme="majorEastAsia" w:hAnsiTheme="majorHAnsi" w:cstheme="majorBidi"/>
+        <w:rFonts/>
         <w:b/>
         <w:bCs/>
       </w:rPr>
@@ -4056,7 +3887,7 @@
         <w:spacing w:before="0" w:after="0" w:line="240" w:lineRule="auto"/>
       </w:pPr>
       <w:rPr>
-        <w:rFonts w:asciiTheme="majorHAnsi" w:eastAsiaTheme="majorEastAsia" w:hAnsiTheme="majorHAnsi" w:cstheme="majorBidi"/>
+        <w:rFonts/>
         <w:b/>
         <w:bCs/>
       </w:rPr>
@@ -4074,14 +3905,14 @@
     </w:tblStylePr>
     <w:tblStylePr w:type="firstCol">
       <w:rPr>
-        <w:rFonts w:asciiTheme="majorHAnsi" w:eastAsiaTheme="majorEastAsia" w:hAnsiTheme="majorHAnsi" w:cstheme="majorBidi"/>
+        <w:rFonts/>
         <w:b/>
         <w:bCs/>
       </w:rPr>
     </w:tblStylePr>
     <w:tblStylePr w:type="lastCol">
       <w:rPr>
-        <w:rFonts w:asciiTheme="majorHAnsi" w:eastAsiaTheme="majorEastAsia" w:hAnsiTheme="majorHAnsi" w:cstheme="majorBidi"/>
+        <w:rFonts/>
         <w:b/>
         <w:bCs/>
       </w:rPr>
@@ -5946,7 +5777,7 @@
     </w:tblPr>
     <w:tblStylePr w:type="firstRow">
       <w:rPr>
-        <w:rFonts w:asciiTheme="majorHAnsi" w:eastAsiaTheme="majorEastAsia" w:hAnsiTheme="majorHAnsi" w:cstheme="majorBidi"/>
+        <w:rFonts/>
       </w:rPr>
       <w:tblPr/>
       <w:tcPr>
@@ -6030,7 +5861,7 @@
     </w:tblPr>
     <w:tblStylePr w:type="firstRow">
       <w:rPr>
-        <w:rFonts w:asciiTheme="majorHAnsi" w:eastAsiaTheme="majorEastAsia" w:hAnsiTheme="majorHAnsi" w:cstheme="majorBidi"/>
+        <w:rFonts/>
       </w:rPr>
       <w:tblPr/>
       <w:tcPr>
@@ -6114,7 +5945,7 @@
     </w:tblPr>
     <w:tblStylePr w:type="firstRow">
       <w:rPr>
-        <w:rFonts w:asciiTheme="majorHAnsi" w:eastAsiaTheme="majorEastAsia" w:hAnsiTheme="majorHAnsi" w:cstheme="majorBidi"/>
+        <w:rFonts/>
       </w:rPr>
       <w:tblPr/>
       <w:tcPr>
@@ -6198,7 +6029,7 @@
     </w:tblPr>
     <w:tblStylePr w:type="firstRow">
       <w:rPr>
-        <w:rFonts w:asciiTheme="majorHAnsi" w:eastAsiaTheme="majorEastAsia" w:hAnsiTheme="majorHAnsi" w:cstheme="majorBidi"/>
+        <w:rFonts/>
       </w:rPr>
       <w:tblPr/>
       <w:tcPr>
@@ -6282,7 +6113,7 @@
     </w:tblPr>
     <w:tblStylePr w:type="firstRow">
       <w:rPr>
-        <w:rFonts w:asciiTheme="majorHAnsi" w:eastAsiaTheme="majorEastAsia" w:hAnsiTheme="majorHAnsi" w:cstheme="majorBidi"/>
+        <w:rFonts/>
       </w:rPr>
       <w:tblPr/>
       <w:tcPr>
@@ -6366,7 +6197,7 @@
     </w:tblPr>
     <w:tblStylePr w:type="firstRow">
       <w:rPr>
-        <w:rFonts w:asciiTheme="majorHAnsi" w:eastAsiaTheme="majorEastAsia" w:hAnsiTheme="majorHAnsi" w:cstheme="majorBidi"/>
+        <w:rFonts/>
       </w:rPr>
       <w:tblPr/>
       <w:tcPr>
@@ -6450,7 +6281,7 @@
     </w:tblPr>
     <w:tblStylePr w:type="firstRow">
       <w:rPr>
-        <w:rFonts w:asciiTheme="majorHAnsi" w:eastAsiaTheme="majorEastAsia" w:hAnsiTheme="majorHAnsi" w:cstheme="majorBidi"/>
+        <w:rFonts/>
       </w:rPr>
       <w:tblPr/>
       <w:tcPr>
@@ -6515,7 +6346,7 @@
       <w:spacing w:after="0" w:line="240" w:lineRule="auto"/>
     </w:pPr>
     <w:rPr>
-      <w:rFonts w:asciiTheme="majorHAnsi" w:eastAsiaTheme="majorEastAsia" w:hAnsiTheme="majorHAnsi" w:cstheme="majorBidi"/>
+      <w:rFonts/>
       <w:color w:val="000000" w:themeColor="text1"/>
     </w:rPr>
     <w:tblPr>
@@ -6643,7 +6474,7 @@
       <w:spacing w:after="0" w:line="240" w:lineRule="auto"/>
     </w:pPr>
     <w:rPr>
-      <w:rFonts w:asciiTheme="majorHAnsi" w:eastAsiaTheme="majorEastAsia" w:hAnsiTheme="majorHAnsi" w:cstheme="majorBidi"/>
+      <w:rFonts/>
       <w:color w:val="000000" w:themeColor="text1"/>
     </w:rPr>
     <w:tblPr>
@@ -6771,7 +6602,7 @@
       <w:spacing w:after="0" w:line="240" w:lineRule="auto"/>
     </w:pPr>
     <w:rPr>
-      <w:rFonts w:asciiTheme="majorHAnsi" w:eastAsiaTheme="majorEastAsia" w:hAnsiTheme="majorHAnsi" w:cstheme="majorBidi"/>
+      <w:rFonts/>
       <w:color w:val="000000" w:themeColor="text1"/>
     </w:rPr>
     <w:tblPr>
@@ -6899,7 +6730,7 @@
       <w:spacing w:after="0" w:line="240" w:lineRule="auto"/>
     </w:pPr>
     <w:rPr>
-      <w:rFonts w:asciiTheme="majorHAnsi" w:eastAsiaTheme="majorEastAsia" w:hAnsiTheme="majorHAnsi" w:cstheme="majorBidi"/>
+      <w:rFonts/>
       <w:color w:val="000000" w:themeColor="text1"/>
     </w:rPr>
     <w:tblPr>
@@ -7027,7 +6858,7 @@
       <w:spacing w:after="0" w:line="240" w:lineRule="auto"/>
     </w:pPr>
     <w:rPr>
-      <w:rFonts w:asciiTheme="majorHAnsi" w:eastAsiaTheme="majorEastAsia" w:hAnsiTheme="majorHAnsi" w:cstheme="majorBidi"/>
+      <w:rFonts/>
       <w:color w:val="000000" w:themeColor="text1"/>
     </w:rPr>
     <w:tblPr>
@@ -7155,7 +6986,7 @@
       <w:spacing w:after="0" w:line="240" w:lineRule="auto"/>
     </w:pPr>
     <w:rPr>
-      <w:rFonts w:asciiTheme="majorHAnsi" w:eastAsiaTheme="majorEastAsia" w:hAnsiTheme="majorHAnsi" w:cstheme="majorBidi"/>
+      <w:rFonts/>
       <w:color w:val="000000" w:themeColor="text1"/>
     </w:rPr>
     <w:tblPr>
@@ -7283,7 +7114,7 @@
       <w:spacing w:after="0" w:line="240" w:lineRule="auto"/>
     </w:pPr>
     <w:rPr>
-      <w:rFonts w:asciiTheme="majorHAnsi" w:eastAsiaTheme="majorEastAsia" w:hAnsiTheme="majorHAnsi" w:cstheme="majorBidi"/>
+      <w:rFonts/>
       <w:color w:val="000000" w:themeColor="text1"/>
     </w:rPr>
     <w:tblPr>
@@ -7922,7 +7753,7 @@
       <w:spacing w:after="0" w:line="240" w:lineRule="auto"/>
     </w:pPr>
     <w:rPr>
-      <w:rFonts w:asciiTheme="majorHAnsi" w:eastAsiaTheme="majorEastAsia" w:hAnsiTheme="majorHAnsi" w:cstheme="majorBidi"/>
+      <w:rFonts/>
       <w:color w:val="000000" w:themeColor="text1"/>
     </w:rPr>
     <w:tblPr>
@@ -8047,7 +7878,7 @@
       <w:spacing w:after="0" w:line="240" w:lineRule="auto"/>
     </w:pPr>
     <w:rPr>
-      <w:rFonts w:asciiTheme="majorHAnsi" w:eastAsiaTheme="majorEastAsia" w:hAnsiTheme="majorHAnsi" w:cstheme="majorBidi"/>
+      <w:rFonts/>
       <w:color w:val="000000" w:themeColor="text1"/>
     </w:rPr>
     <w:tblPr>
@@ -8172,7 +8003,7 @@
       <w:spacing w:after="0" w:line="240" w:lineRule="auto"/>
     </w:pPr>
     <w:rPr>
-      <w:rFonts w:asciiTheme="majorHAnsi" w:eastAsiaTheme="majorEastAsia" w:hAnsiTheme="majorHAnsi" w:cstheme="majorBidi"/>
+      <w:rFonts/>
       <w:color w:val="000000" w:themeColor="text1"/>
     </w:rPr>
     <w:tblPr>
@@ -8297,7 +8128,7 @@
       <w:spacing w:after="0" w:line="240" w:lineRule="auto"/>
     </w:pPr>
     <w:rPr>
-      <w:rFonts w:asciiTheme="majorHAnsi" w:eastAsiaTheme="majorEastAsia" w:hAnsiTheme="majorHAnsi" w:cstheme="majorBidi"/>
+      <w:rFonts/>
       <w:color w:val="000000" w:themeColor="text1"/>
     </w:rPr>
     <w:tblPr>
@@ -8422,7 +8253,7 @@
       <w:spacing w:after="0" w:line="240" w:lineRule="auto"/>
     </w:pPr>
     <w:rPr>
-      <w:rFonts w:asciiTheme="majorHAnsi" w:eastAsiaTheme="majorEastAsia" w:hAnsiTheme="majorHAnsi" w:cstheme="majorBidi"/>
+      <w:rFonts/>
       <w:color w:val="000000" w:themeColor="text1"/>
     </w:rPr>
     <w:tblPr>
@@ -8547,7 +8378,7 @@
       <w:spacing w:after="0" w:line="240" w:lineRule="auto"/>
     </w:pPr>
     <w:rPr>
-      <w:rFonts w:asciiTheme="majorHAnsi" w:eastAsiaTheme="majorEastAsia" w:hAnsiTheme="majorHAnsi" w:cstheme="majorBidi"/>
+      <w:rFonts/>
       <w:color w:val="000000" w:themeColor="text1"/>
     </w:rPr>
     <w:tblPr>
@@ -8672,7 +8503,7 @@
       <w:spacing w:after="0" w:line="240" w:lineRule="auto"/>
     </w:pPr>
     <w:rPr>
-      <w:rFonts w:asciiTheme="majorHAnsi" w:eastAsiaTheme="majorEastAsia" w:hAnsiTheme="majorHAnsi" w:cstheme="majorBidi"/>
+      <w:rFonts/>
       <w:color w:val="000000" w:themeColor="text1"/>
     </w:rPr>
     <w:tblPr>

--- a/az/discovery-articles/5.12 Spektroskopiya.docx
+++ b/az/discovery-articles/5.12 Spektroskopiya.docx
@@ -120,7 +120,7 @@
         <w:widowControl/>
       </w:pPr>
       <w:r>
-        <w:t>Kim kəşf edib və ya yaradıb</w:t>
+        <w:t xml:space="preserve">Kim yaradıb</w:t>
       </w:r>
     </w:p>
     <w:p>
@@ -217,7 +217,7 @@
         <w:rPr>
           <w:sz w:val="20"/>
         </w:rPr>
-        <w:t>C Qurumların materialları və ensiklopedik mənbələr</w:t>
+        <w:t>Qurumların materialları və ensiklopedik mənbələr</w:t>
       </w:r>
     </w:p>
     <w:p>
@@ -277,7 +277,7 @@
         <w:rPr>
           <w:sz w:val="20"/>
         </w:rPr>
-        <w:t>G Laboratoriyalar və elmi təşkilatlar</w:t>
+        <w:t>Laboratoriyalar və elmi təşkilatlar</w:t>
       </w:r>
     </w:p>
     <w:p>
